--- a/public/plantillas-contrato/BosquesCoworkingMoralConDeposito.docx
+++ b/public/plantillas-contrato/BosquesCoworkingMoralConDeposito.docx
@@ -532,7 +532,7 @@
           <w:highlight w:val="yellow"/>
           <w:rtl w:val="0"/>
         </w:rPr>
-        <w:t xml:space="preserve">“Coworking (letra)”</w:t>
+        <w:t xml:space="preserve">“Coworking {{NUMERO_ESPACIO}}”</w:t>
       </w:r>
       <w:r>
         <w:rPr>
@@ -2083,9 +2083,50 @@
           <w:bCs w:val="1"/>
           <w:sz w:val="22"/>
           <w:szCs w:val="22"/>
-          <w:rtl w:val="0"/>
-        </w:rPr>
-        <w:t xml:space="preserve">{{DURACION_MESES}} meses</w:t>
+          <w:highlight w:val="yellow"/>
+          <w:rtl w:val="0"/>
+        </w:rPr>
+        <w:t xml:space="preserve">{{DURACION_MESES}}</w:t>
+      </w:r>
+      <w:r>
+        <w:rPr>
+          <w:sz w:val="22"/>
+          <w:szCs w:val="22"/>
+          <w:highlight w:val="yellow"/>
+          <w:rtl w:val="0"/>
+        </w:rPr>
+        <w:t xml:space="preserve"/>
+      </w:r>
+      <w:r>
+        <w:rPr>
+          <w:b w:val="1"/>
+          <w:bCs w:val="1"/>
+          <w:sz w:val="22"/>
+          <w:szCs w:val="22"/>
+          <w:highlight w:val="yellow"/>
+          <w:rtl w:val="0"/>
+        </w:rPr>
+        <w:t xml:space="preserve"/>
+      </w:r>
+      <w:r>
+        <w:rPr>
+          <w:sz w:val="22"/>
+          <w:szCs w:val="22"/>
+          <w:highlight w:val="yellow"/>
+          <w:rtl w:val="0"/>
+        </w:rPr>
+        <w:t xml:space="preserve"> </w:t>
+      </w:r>
+      <w:r>
+        <w:rPr>
+          <w:b w:val="1"/>
+          <w:bCs w:val="1"/>
+          <w:sz w:val="22"/>
+          <w:szCs w:val="22"/>
+          <w:highlight w:val="yellow"/>
+          <w:rtl w:val="0"/>
+        </w:rPr>
+        <w:t xml:space="preserve">meses</w:t>
       </w:r>
       <w:r>
         <w:rPr>
@@ -2347,7 +2388,7 @@
           <w:highlight w:val="yellow"/>
           <w:rtl w:val="0"/>
         </w:rPr>
-        <w:t xml:space="preserve">{{PRECIO_MENSUAL}}</w:t>
+        <w:t xml:space="preserve">{{PRECIO_MENSUAL}} ({{PRECIO_MENSUAL_LETRA}})</w:t>
       </w:r>
       <w:r>
         <w:rPr>
@@ -2595,9 +2636,29 @@
         <w:rPr>
           <w:sz w:val="22"/>
           <w:szCs w:val="22"/>
-          <w:rtl w:val="0"/>
-        </w:rPr>
-        <w:t xml:space="preserve">{{DEPOSITO_GARANTIA}}</w:t>
+          <w:highlight w:val="yellow"/>
+          <w:rtl w:val="0"/>
+        </w:rPr>
+        <w:t xml:space="preserve">{{DEPOSITO_GARANTIA}} ({{DEPOSITO_GARANTIA_LETRA}})</w:t>
+      </w:r>
+      <w:r>
+        <w:rPr>
+          <w:color w:val="ff0000"/>
+          <w:sz w:val="22"/>
+          <w:szCs w:val="22"/>
+          <w:highlight w:val="yellow"/>
+          <w:rtl w:val="0"/>
+        </w:rPr>
+        <w:t xml:space="preserve"/>
+      </w:r>
+      <w:r>
+        <w:rPr>
+          <w:sz w:val="22"/>
+          <w:szCs w:val="22"/>
+          <w:highlight w:val="yellow"/>
+          <w:rtl w:val="0"/>
+        </w:rPr>
+        <w:t xml:space="preserve"/>
       </w:r>
       <w:r>
         <w:rPr>
@@ -3117,9 +3178,27 @@
           <w:bCs w:val="1"/>
           <w:sz w:val="22"/>
           <w:szCs w:val="22"/>
-          <w:rtl w:val="0"/>
-        </w:rPr>
-        <w:t xml:space="preserve">{{HORAS_SALA_JUNTAS}} hrs al mes)</w:t>
+          <w:highlight w:val="yellow"/>
+          <w:rtl w:val="0"/>
+        </w:rPr>
+        <w:t xml:space="preserve">{{HORAS_SALA_JUNTAS}}</w:t>
+      </w:r>
+      <w:r>
+        <w:rPr>
+          <w:sz w:val="22"/>
+          <w:szCs w:val="22"/>
+          <w:highlight w:val="yellow"/>
+          <w:rtl w:val="0"/>
+        </w:rPr>
+        <w:t xml:space="preserve"> </w:t>
+      </w:r>
+      <w:r>
+        <w:rPr>
+          <w:sz w:val="22"/>
+          <w:szCs w:val="22"/>
+          <w:rtl w:val="0"/>
+        </w:rPr>
+        <w:t xml:space="preserve">hrs al mes)</w:t>
       </w:r>
     </w:p>
     <w:p>
